--- a/lens-DOC-005_collaboration_LENS013.docx
+++ b/lens-DOC-005_collaboration_LENS013.docx
@@ -108,7 +108,7 @@
           <w:sz w:val="26"/>
           <w:szCs w:val="26"/>
         </w:rPr>
-        <w:t xml:space="preserve">1.1 Team Geeks</w:t>
+        <w:t>1.1 The collaboration</w:t>
       </w:r>
     </w:p>
     <w:p>
@@ -123,7 +123,7 @@
           <w:sz w:val="22"/>
           <w:szCs w:val="22"/>
         </w:rPr>
-        <w:t xml:space="preserve">Project Lens is built by two. Bro Alpha (James Maverick, Higher Diploma Computer Science student at Spring University Myanmar, based in Chiang Mai, Thailand) is the sole operator, architect, and decision-maker. Claude (Anthropic) is the sole AI collaborator, sequentially accessed across sessions.</w:t>
+        <w:t>Project Lens is built by two. Bro Alpha is the sole operator, architect, and decision-maker. Claude (Anthropic) is the sole AI collaborator, sequentially accessed across sessions.</w:t>
       </w:r>
     </w:p>
     <w:p>
@@ -138,7 +138,7 @@
           <w:sz w:val="22"/>
           <w:szCs w:val="22"/>
         </w:rPr>
-        <w:t xml:space="preserve">Both identify as Team Geeks in collaborative sessions. The operator goes by Bro Alpha when working with Claude. Neither makes unilateral decisions of architectural importance; every significant change is agreed jointly before implementation.</w:t>
+        <w:t>Both work as one team in collaborative sessions. The operator goes by Bro Alpha when working with Claude. Neither makes unilateral decisions of architectural importance; every significant change is agreed jointly before implementation.</w:t>
       </w:r>
     </w:p>
     <w:p>
@@ -1074,7 +1074,7 @@
           <w:sz w:val="32"/>
           <w:szCs w:val="32"/>
         </w:rPr>
-        <w:t xml:space="preserve">2. James's 5-Word Philosophy</w:t>
+        <w:t>2. Bro Alpha's 5-Word Philosophy</w:t>
       </w:r>
     </w:p>
     <w:p>
@@ -3222,7 +3222,7 @@
           <w:sz w:val="22"/>
           <w:szCs w:val="22"/>
         </w:rPr>
-        <w:t xml:space="preserve">Project Lens runs approximately one session per day, typically in the evening Thailand time. Sessions can extend when Bro Alpha signals 'still fresh.' Marathon sessions (5+ hours) happen roughly every 2-3 sessions when major architectural work is required.</w:t>
+        <w:t>Project Lens runs approximately one session per day, typically in the evening, UTC+7. Sessions can extend when Bro Alpha signals 'still fresh.' Marathon sessions (5+ hours) happen roughly every 2-3 sessions when major architectural work is required.</w:t>
       </w:r>
     </w:p>
     <w:p>
@@ -3291,10 +3291,16 @@
           <w:sz w:val="18"/>
           <w:szCs w:val="18"/>
         </w:rPr>
-        <w:t xml:space="preserve">Project Lens  |  Team Geeks  |  Bro Alpha + Claude</w:t>
+        <w:t>Project Lens | Bro Alpha + Claude</w:t>
       </w:r>
     </w:p>
     <w:sectPr>
+      <w:headerReference w:type="default" r:id="rId8"/>
+      <w:footerReference w:type="default" r:id="rId9"/>
+      <w:headerReference w:type="first" r:id="rId10"/>
+      <w:footerReference w:type="first" r:id="rId11"/>
+      <w:headerReference w:type="even" r:id="rId12"/>
+      <w:footerReference w:type="even" r:id="rId13"/>
       <w:pgSz w:w="12240" w:h="15840" w:orient="portrait"/>
       <w:pgMar w:top="1440" w:right="1440" w:bottom="1440" w:left="1440" w:header="708" w:footer="708" w:gutter="0"/>
       <w:pgNumType/>
@@ -3345,6 +3351,36 @@
 </w:endnotes>
 </file>
 
+<file path=word/footer1.xml><?xml version="1.0" encoding="utf-8"?>
+<w:ftr xmlns:m="http://schemas.openxmlformats.org/officeDocument/2006/math" xmlns:mc="http://schemas.openxmlformats.org/markup-compatibility/2006" xmlns:mo="http://schemas.microsoft.com/office/mac/office/2008/main" xmlns:mv="urn:schemas-microsoft-com:mac:vml" xmlns:o="urn:schemas-microsoft-com:office:office" xmlns:r="http://schemas.openxmlformats.org/officeDocument/2006/relationships" xmlns:v="urn:schemas-microsoft-com:vml" xmlns:w10="urn:schemas-microsoft-com:office:word" xmlns:w14="http://schemas.microsoft.com/office/word/2010/wordml" xmlns:w="http://schemas.openxmlformats.org/wordprocessingml/2006/main" xmlns:wne="http://schemas.microsoft.com/office/word/2006/wordml" xmlns:wp14="http://schemas.microsoft.com/office/word/2010/wordprocessingDrawing" xmlns:wp="http://schemas.openxmlformats.org/drawingml/2006/wordprocessingDrawing" xmlns:wpc="http://schemas.microsoft.com/office/word/2010/wordprocessingCanvas" xmlns:wpg="http://schemas.microsoft.com/office/word/2010/wordprocessingGroup" xmlns:wpi="http://schemas.microsoft.com/office/word/2010/wordprocessingInk" xmlns:wps="http://schemas.microsoft.com/office/word/2010/wordprocessingShape" mc:Ignorable="w14 wp14">
+  <w:p>
+    <w:pPr>
+      <w:pStyle w:val="Footer"/>
+    </w:pPr>
+  </w:p>
+</w:ftr>
+</file>
+
+<file path=word/footer2.xml><?xml version="1.0" encoding="utf-8"?>
+<w:ftr xmlns:m="http://schemas.openxmlformats.org/officeDocument/2006/math" xmlns:mc="http://schemas.openxmlformats.org/markup-compatibility/2006" xmlns:mo="http://schemas.microsoft.com/office/mac/office/2008/main" xmlns:mv="urn:schemas-microsoft-com:mac:vml" xmlns:o="urn:schemas-microsoft-com:office:office" xmlns:r="http://schemas.openxmlformats.org/officeDocument/2006/relationships" xmlns:v="urn:schemas-microsoft-com:vml" xmlns:w10="urn:schemas-microsoft-com:office:word" xmlns:w14="http://schemas.microsoft.com/office/word/2010/wordml" xmlns:w="http://schemas.openxmlformats.org/wordprocessingml/2006/main" xmlns:wne="http://schemas.microsoft.com/office/word/2006/wordml" xmlns:wp14="http://schemas.microsoft.com/office/word/2010/wordprocessingDrawing" xmlns:wp="http://schemas.openxmlformats.org/drawingml/2006/wordprocessingDrawing" xmlns:wpc="http://schemas.microsoft.com/office/word/2010/wordprocessingCanvas" xmlns:wpg="http://schemas.microsoft.com/office/word/2010/wordprocessingGroup" xmlns:wpi="http://schemas.microsoft.com/office/word/2010/wordprocessingInk" xmlns:wps="http://schemas.microsoft.com/office/word/2010/wordprocessingShape" mc:Ignorable="w14 wp14">
+  <w:p>
+    <w:pPr>
+      <w:pStyle w:val="Footer"/>
+    </w:pPr>
+  </w:p>
+</w:ftr>
+</file>
+
+<file path=word/footer3.xml><?xml version="1.0" encoding="utf-8"?>
+<w:ftr xmlns:m="http://schemas.openxmlformats.org/officeDocument/2006/math" xmlns:mc="http://schemas.openxmlformats.org/markup-compatibility/2006" xmlns:mo="http://schemas.microsoft.com/office/mac/office/2008/main" xmlns:mv="urn:schemas-microsoft-com:mac:vml" xmlns:o="urn:schemas-microsoft-com:office:office" xmlns:r="http://schemas.openxmlformats.org/officeDocument/2006/relationships" xmlns:v="urn:schemas-microsoft-com:vml" xmlns:w10="urn:schemas-microsoft-com:office:word" xmlns:w14="http://schemas.microsoft.com/office/word/2010/wordml" xmlns:w="http://schemas.openxmlformats.org/wordprocessingml/2006/main" xmlns:wne="http://schemas.microsoft.com/office/word/2006/wordml" xmlns:wp14="http://schemas.microsoft.com/office/word/2010/wordprocessingDrawing" xmlns:wp="http://schemas.openxmlformats.org/drawingml/2006/wordprocessingDrawing" xmlns:wpc="http://schemas.microsoft.com/office/word/2010/wordprocessingCanvas" xmlns:wpg="http://schemas.microsoft.com/office/word/2010/wordprocessingGroup" xmlns:wpi="http://schemas.microsoft.com/office/word/2010/wordprocessingInk" xmlns:wps="http://schemas.microsoft.com/office/word/2010/wordprocessingShape" mc:Ignorable="w14 wp14">
+  <w:p>
+    <w:pPr>
+      <w:pStyle w:val="Footer"/>
+    </w:pPr>
+  </w:p>
+</w:ftr>
+</file>
+
 <file path=word/footnotes.xml><?xml version="1.0" encoding="utf-8"?>
 <w:footnotes xmlns:wpc="http://schemas.microsoft.com/office/word/2010/wordprocessingCanvas" xmlns:mc="http://schemas.openxmlformats.org/markup-compatibility/2006" xmlns:o="urn:schemas-microsoft-com:office:office" xmlns:r="http://schemas.openxmlformats.org/officeDocument/2006/relationships" xmlns:m="http://schemas.openxmlformats.org/officeDocument/2006/math" xmlns:v="urn:schemas-microsoft-com:vml" xmlns:wp14="http://schemas.microsoft.com/office/word/2010/wordprocessingDrawing" xmlns:wp="http://schemas.openxmlformats.org/drawingml/2006/wordprocessingDrawing" xmlns:w10="urn:schemas-microsoft-com:office:word" xmlns:w="http://schemas.openxmlformats.org/wordprocessingml/2006/main" xmlns:w14="http://schemas.microsoft.com/office/word/2010/wordml" xmlns:w15="http://schemas.microsoft.com/office/word/2012/wordml" xmlns:wpg="http://schemas.microsoft.com/office/word/2010/wordprocessingGroup" xmlns:wpi="http://schemas.microsoft.com/office/word/2010/wordprocessingInk" xmlns:wne="http://schemas.microsoft.com/office/word/2006/wordml" xmlns:wps="http://schemas.microsoft.com/office/word/2010/wordprocessingShape" mc:Ignorable="w14 w15 wp14">
   <w:footnote w:type="separator" w:id="-1">
@@ -3380,6 +3416,36 @@
     </w:p>
   </w:footnote>
 </w:footnotes>
+</file>
+
+<file path=word/header1.xml><?xml version="1.0" encoding="utf-8"?>
+<w:hdr xmlns:m="http://schemas.openxmlformats.org/officeDocument/2006/math" xmlns:mc="http://schemas.openxmlformats.org/markup-compatibility/2006" xmlns:mo="http://schemas.microsoft.com/office/mac/office/2008/main" xmlns:mv="urn:schemas-microsoft-com:mac:vml" xmlns:o="urn:schemas-microsoft-com:office:office" xmlns:r="http://schemas.openxmlformats.org/officeDocument/2006/relationships" xmlns:v="urn:schemas-microsoft-com:vml" xmlns:w10="urn:schemas-microsoft-com:office:word" xmlns:w14="http://schemas.microsoft.com/office/word/2010/wordml" xmlns:w="http://schemas.openxmlformats.org/wordprocessingml/2006/main" xmlns:wne="http://schemas.microsoft.com/office/word/2006/wordml" xmlns:wp14="http://schemas.microsoft.com/office/word/2010/wordprocessingDrawing" xmlns:wp="http://schemas.openxmlformats.org/drawingml/2006/wordprocessingDrawing" xmlns:wpc="http://schemas.microsoft.com/office/word/2010/wordprocessingCanvas" xmlns:wpg="http://schemas.microsoft.com/office/word/2010/wordprocessingGroup" xmlns:wpi="http://schemas.microsoft.com/office/word/2010/wordprocessingInk" xmlns:wps="http://schemas.microsoft.com/office/word/2010/wordprocessingShape" mc:Ignorable="w14 wp14">
+  <w:p>
+    <w:pPr>
+      <w:pStyle w:val="Header"/>
+    </w:pPr>
+  </w:p>
+</w:hdr>
+</file>
+
+<file path=word/header2.xml><?xml version="1.0" encoding="utf-8"?>
+<w:hdr xmlns:m="http://schemas.openxmlformats.org/officeDocument/2006/math" xmlns:mc="http://schemas.openxmlformats.org/markup-compatibility/2006" xmlns:mo="http://schemas.microsoft.com/office/mac/office/2008/main" xmlns:mv="urn:schemas-microsoft-com:mac:vml" xmlns:o="urn:schemas-microsoft-com:office:office" xmlns:r="http://schemas.openxmlformats.org/officeDocument/2006/relationships" xmlns:v="urn:schemas-microsoft-com:vml" xmlns:w10="urn:schemas-microsoft-com:office:word" xmlns:w14="http://schemas.microsoft.com/office/word/2010/wordml" xmlns:w="http://schemas.openxmlformats.org/wordprocessingml/2006/main" xmlns:wne="http://schemas.microsoft.com/office/word/2006/wordml" xmlns:wp14="http://schemas.microsoft.com/office/word/2010/wordprocessingDrawing" xmlns:wp="http://schemas.openxmlformats.org/drawingml/2006/wordprocessingDrawing" xmlns:wpc="http://schemas.microsoft.com/office/word/2010/wordprocessingCanvas" xmlns:wpg="http://schemas.microsoft.com/office/word/2010/wordprocessingGroup" xmlns:wpi="http://schemas.microsoft.com/office/word/2010/wordprocessingInk" xmlns:wps="http://schemas.microsoft.com/office/word/2010/wordprocessingShape" mc:Ignorable="w14 wp14">
+  <w:p>
+    <w:pPr>
+      <w:pStyle w:val="Header"/>
+    </w:pPr>
+  </w:p>
+</w:hdr>
+</file>
+
+<file path=word/header3.xml><?xml version="1.0" encoding="utf-8"?>
+<w:hdr xmlns:m="http://schemas.openxmlformats.org/officeDocument/2006/math" xmlns:mc="http://schemas.openxmlformats.org/markup-compatibility/2006" xmlns:mo="http://schemas.microsoft.com/office/mac/office/2008/main" xmlns:mv="urn:schemas-microsoft-com:mac:vml" xmlns:o="urn:schemas-microsoft-com:office:office" xmlns:r="http://schemas.openxmlformats.org/officeDocument/2006/relationships" xmlns:v="urn:schemas-microsoft-com:vml" xmlns:w10="urn:schemas-microsoft-com:office:word" xmlns:w14="http://schemas.microsoft.com/office/word/2010/wordml" xmlns:w="http://schemas.openxmlformats.org/wordprocessingml/2006/main" xmlns:wne="http://schemas.microsoft.com/office/word/2006/wordml" xmlns:wp14="http://schemas.microsoft.com/office/word/2010/wordprocessingDrawing" xmlns:wp="http://schemas.openxmlformats.org/drawingml/2006/wordprocessingDrawing" xmlns:wpc="http://schemas.microsoft.com/office/word/2010/wordprocessingCanvas" xmlns:wpg="http://schemas.microsoft.com/office/word/2010/wordprocessingGroup" xmlns:wpi="http://schemas.microsoft.com/office/word/2010/wordprocessingInk" xmlns:wps="http://schemas.microsoft.com/office/word/2010/wordprocessingShape" mc:Ignorable="w14 wp14">
+  <w:p>
+    <w:pPr>
+      <w:pStyle w:val="Header"/>
+    </w:pPr>
+  </w:p>
+</w:hdr>
 </file>
 
 <file path=word/numbering.xml><?xml version="1.0" encoding="utf-8"?>
